--- a/ket-qua-thncd/M171. Bao cao ve ket qua giup do nguoi chap hanh xong hinh phat tu.docx
+++ b/ket-qua-thncd/M171. Bao cao ve ket qua giup do nguoi chap hanh xong hinh phat tu.docx
@@ -490,6 +490,13 @@
           <w:sz w:val="14"/>
           <w:szCs w:val="14"/>
         </w:rPr>
+        <w:t xml:space="preserve"/>
+      </w:r>
+      <w:r>
+        <w:rPr>
+          <w:sz w:val="28"/>
+          <w:szCs w:val="28"/>
+        </w:rPr>
         <w:t xml:space="preserve"> phường Hàng Gòn</w:t>
       </w:r>
       <w:r>
@@ -559,8 +566,8 @@
       </w:r>
       <w:r>
         <w:rPr>
-          <w:sz w:val="26"/>
-          <w:szCs w:val="26"/>
+          <w:sz w:val="28"/>
+          <w:szCs w:val="28"/>
           <w:highlight w:val="yellow"/>
           <w:lang w:val="fr-FR"/>
         </w:rPr>
@@ -948,8 +955,8 @@
       </w:r>
       <w:r>
         <w:rPr>
-          <w:sz w:val="26"/>
-          <w:szCs w:val="26"/>
+          <w:sz w:val="28"/>
+          <w:szCs w:val="28"/>
           <w:highlight w:val="yellow"/>
           <w:lang w:val="fr-FR"/>
         </w:rPr>
@@ -1124,17 +1131,17 @@
       </w:r>
       <w:r>
         <w:rPr>
+          <w:sz w:val="28"/>
+          <w:szCs w:val="28"/>
+          <w:highlight w:val="yellow"/>
+          <w:lang w:val="fr-FR"/>
+        </w:rPr>
+        <w:t xml:space="preserve">{SOQDTHA}</w:t>
+      </w:r>
+      <w:r>
+        <w:rPr>
           <w:sz w:val="14"/>
           <w:szCs w:val="14"/>
-          <w:highlight w:val="yellow"/>
-          <w:lang w:val="fr-FR"/>
-        </w:rPr>
-        <w:t xml:space="preserve">{SOQDTHA}</w:t>
-      </w:r>
-      <w:r>
-        <w:rPr>
-          <w:sz w:val="14"/>
-          <w:szCs w:val="14"/>
           <w:lang w:val="fr-FR"/>
         </w:rPr>
         <w:t xml:space="preserve"/>
@@ -1269,7 +1276,15 @@
           <w:szCs w:val="26"/>
           <w:lang w:val="fr-FR"/>
         </w:rPr>
-        <w:t xml:space="preserve">Ủy ban nhân dân phường Hàng Gòn</w:t>
+        <w:t xml:space="preserve">Ủy ban nhân dân</w:t>
+      </w:r>
+      <w:r>
+        <w:rPr>
+          <w:sz w:val="28"/>
+          <w:szCs w:val="28"/>
+          <w:lang w:val="fr-FR"/>
+        </w:rPr>
+        <w:t xml:space="preserve"> phường Hàng Gòn</w:t>
       </w:r>
       <w:r>
         <w:rPr>
@@ -1551,8 +1566,8 @@
       </w:r>
       <w:r>
         <w:rPr>
-          <w:sz w:val="26"/>
-          <w:szCs w:val="26"/>
+          <w:sz w:val="28"/>
+          <w:szCs w:val="28"/>
           <w:highlight w:val="yellow"/>
           <w:lang w:val="fr-FR"/>
         </w:rPr>
@@ -1584,8 +1599,8 @@
       </w:r>
       <w:r>
         <w:rPr>
-          <w:sz w:val="26"/>
-          <w:szCs w:val="26"/>
+          <w:sz w:val="28"/>
+          <w:szCs w:val="28"/>
           <w:highlight w:val="yellow"/>
           <w:lang w:val="fr-FR"/>
         </w:rPr>
@@ -1617,8 +1632,8 @@
       </w:r>
       <w:r>
         <w:rPr>
-          <w:sz w:val="26"/>
-          <w:szCs w:val="26"/>
+          <w:sz w:val="28"/>
+          <w:szCs w:val="28"/>
           <w:highlight w:val="yellow"/>
           <w:lang w:val="fr-FR"/>
         </w:rPr>
@@ -1712,8 +1727,8 @@
       </w:r>
       <w:r>
         <w:rPr>
-          <w:sz w:val="26"/>
-          <w:szCs w:val="26"/>
+          <w:sz w:val="28"/>
+          <w:szCs w:val="28"/>
           <w:highlight w:val="yellow"/>
           <w:lang w:val="fr-FR"/>
         </w:rPr>
@@ -1767,7 +1782,8 @@
       </w:r>
       <w:r>
         <w:rPr>
-          <w:sz w:val="20"/>
+          <w:sz w:val="28"/>
+          <w:szCs w:val="28"/>
           <w:highlight w:val="yellow"/>
           <w:lang w:val="fr-FR"/>
         </w:rPr>
@@ -3341,7 +3357,17 @@
                 <w:szCs w:val="20"/>
                 <w:lang w:val="fr-FR"/>
               </w:rPr>
-              <w:t>Hàng Gòn</w:t>
+              <w:t xml:space="preserve"/>
+            </w:r>
+            <w:r>
+              <w:rPr>
+                <w:bCs/>
+                <w:i/>
+                <w:sz w:val="28"/>
+                <w:szCs w:val="28"/>
+                <w:lang w:val="fr-FR"/>
+              </w:rPr>
+              <w:t xml:space="preserve">Hàng Gòn</w:t>
             </w:r>
             <w:r>
               <w:rPr>
@@ -3579,7 +3605,16 @@
           <w:b/>
           <w:lang w:val="fr-FR"/>
         </w:rPr>
-        <w:t>Ý KIẾN CỦA CÔNG AN PHƯỜNG HÀNG GÒN</w:t>
+        <w:t>Ý KIẾN CỦA CÔNG AN</w:t>
+      </w:r>
+      <w:r>
+        <w:rPr>
+          <w:b/>
+          <w:sz w:val="26"/>
+          <w:szCs w:val="26"/>
+          <w:lang w:val="fr-FR"/>
+        </w:rPr>
+        <w:t xml:space="preserve"> PHƯỜNG HÀNG GÒN</w:t>
       </w:r>
       <w:r>
         <w:rPr>
